--- a/backend/data/procurement_process/专土23-07 广钢新城加压站建设工程总承包/专土23-07-格栅盖板、盲板、通风帽、冲洗快接头、堵头等材料/1.供应商推荐表.docx
+++ b/backend/data/procurement_process/专土23-07 广钢新城加压站建设工程总承包/专土23-07-格栅盖板、盲板、通风帽、冲洗快接头、堵头等材料/1.供应商推荐表.docx
@@ -261,22 +261,26 @@
               <w:ind w:left="0" w:right="0"/>
               <w:jc w:val="center"/>
               <w:rPr>
-                <w:rFonts w:hint="default" w:ascii="仿宋_GB2312" w:hAnsi="Times New Roman" w:eastAsia="仿宋_GB2312"/>
-                <w:color w:val="auto"/>
-                <w:sz w:val="24"/>
-                <w:highlight w:val="none"/>
-                <w:lang w:val="en-US" w:eastAsia="zh-CN"/>
-              </w:rPr>
-            </w:pPr>
-            <w:r>
-              <w:rPr>
-                <w:rFonts w:hint="eastAsia" w:ascii="仿宋_GB2312" w:hAnsi="Times New Roman" w:eastAsia="仿宋_GB2312"/>
-                <w:color w:val="auto"/>
-                <w:sz w:val="24"/>
-                <w:highlight w:val="none"/>
-                <w:lang w:val="en-US" w:eastAsia="zh-CN"/>
-              </w:rPr>
-              <w:t xml:space="preserve">广钢新城加压站建设工程总承包</w:t>
+                <w:rFonts w:hint="default" w:ascii="仿宋_GB2312" w:hAnsi="仿宋_GB2312" w:eastAsia="仿宋_GB2312" w:cs="仿宋_GB2312"/>
+                <w:color w:val="auto"/>
+                <w:kern w:val="2"/>
+                <w:sz w:val="24"/>
+                <w:szCs w:val="24"/>
+                <w:highlight w:val="none"/>
+                <w:lang w:val="en-US" w:eastAsia="zh-CN" w:bidi="ar-SA"/>
+              </w:rPr>
+            </w:pPr>
+            <w:r>
+              <w:rPr>
+                <w:rFonts w:hint="eastAsia" w:ascii="仿宋_GB2312" w:hAnsi="仿宋_GB2312" w:eastAsia="仿宋_GB2312" w:cs="仿宋_GB2312"/>
+                <w:color w:val="auto"/>
+                <w:kern w:val="2"/>
+                <w:sz w:val="24"/>
+                <w:szCs w:val="24"/>
+                <w:highlight w:val="none"/>
+                <w:lang w:val="en-US" w:eastAsia="zh-CN" w:bidi="ar-SA"/>
+              </w:rPr>
+              <w:t xml:space="preserve"/>
             </w:r>
           </w:p>
         </w:tc>
@@ -324,11 +328,13 @@
               <w:ind w:left="0" w:right="0"/>
               <w:jc w:val="center"/>
               <w:rPr>
-                <w:rFonts w:hint="default" w:ascii="仿宋_GB2312" w:hAnsi="Times New Roman" w:eastAsia="仿宋_GB2312"/>
-                <w:color w:val="auto"/>
-                <w:sz w:val="24"/>
-                <w:highlight w:val="none"/>
-                <w:lang w:val="en-US" w:eastAsia="zh-CN"/>
+                <w:rFonts w:hint="default" w:ascii="仿宋_GB2312" w:hAnsi="仿宋_GB2312" w:eastAsia="仿宋_GB2312" w:cs="仿宋_GB2312"/>
+                <w:color w:val="auto"/>
+                <w:kern w:val="2"/>
+                <w:sz w:val="24"/>
+                <w:szCs w:val="24"/>
+                <w:highlight w:val="none"/>
+                <w:lang w:val="en-US" w:eastAsia="zh-CN" w:bidi="ar-SA"/>
               </w:rPr>
             </w:pPr>
             <w:r>
@@ -339,7 +345,16 @@
                 <w:highlight w:val="none"/>
                 <w:lang w:val="en-US" w:eastAsia="zh-CN"/>
               </w:rPr>
-              <w:t>工程编号</w:t>
+              <w:t>工程</w:t>
+            </w:r>
+            <w:r>
+              <w:rPr>
+                <w:rFonts w:hint="eastAsia" w:ascii="仿宋_GB2312" w:hAnsi="Times New Roman" w:eastAsia="仿宋_GB2312"/>
+                <w:color w:val="auto"/>
+                <w:sz w:val="24"/>
+                <w:highlight w:val="none"/>
+              </w:rPr>
+              <w:t>编号</w:t>
             </w:r>
           </w:p>
         </w:tc>
@@ -354,28 +369,19 @@
               <w:keepNext w:val="0"/>
               <w:keepLines w:val="0"/>
               <w:suppressLineNumbers w:val="0"/>
-              <w:snapToGrid w:val="0"/>
-              <w:spacing w:before="0" w:beforeAutospacing="0" w:after="0" w:afterAutospacing="0"/>
+              <w:spacing w:before="0" w:beforeAutospacing="0" w:after="0" w:afterAutospacing="0" w:line="440" w:lineRule="exact"/>
               <w:ind w:left="0" w:right="0"/>
               <w:jc w:val="center"/>
               <w:rPr>
-                <w:rFonts w:hint="default" w:ascii="仿宋_GB2312" w:hAnsi="Times New Roman" w:eastAsia="仿宋_GB2312"/>
-                <w:color w:val="auto"/>
-                <w:sz w:val="24"/>
-                <w:highlight w:val="none"/>
-                <w:lang w:val="en-US" w:eastAsia="zh-CN"/>
-              </w:rPr>
-            </w:pPr>
-            <w:r>
-              <w:rPr>
-                <w:rFonts w:hint="eastAsia" w:ascii="仿宋_GB2312" w:hAnsi="Times New Roman" w:eastAsia="仿宋_GB2312"/>
-                <w:color w:val="auto"/>
-                <w:sz w:val="24"/>
-                <w:highlight w:val="none"/>
-                <w:lang w:val="en-US" w:eastAsia="zh-CN"/>
-              </w:rPr>
-              <w:t xml:space="preserve">1023000401       专土23-07</w:t>
-            </w:r>
+                <w:rFonts w:hint="default" w:ascii="仿宋_GB2312" w:hAnsi="仿宋_GB2312" w:eastAsia="仿宋_GB2312" w:cs="仿宋_GB2312"/>
+                <w:color w:val="auto"/>
+                <w:kern w:val="2"/>
+                <w:sz w:val="24"/>
+                <w:szCs w:val="24"/>
+                <w:highlight w:val="none"/>
+                <w:lang w:val="en-US" w:eastAsia="zh-CN" w:bidi="ar-SA"/>
+              </w:rPr>
+            </w:pPr>
           </w:p>
         </w:tc>
       </w:tr>
@@ -475,23 +481,15 @@
               <w:ind w:left="0" w:right="0"/>
               <w:jc w:val="center"/>
               <w:rPr>
-                <w:rFonts w:hint="default" w:ascii="仿宋_GB2312" w:hAnsi="Times New Roman" w:eastAsia="仿宋_GB2312"/>
-                <w:color w:val="auto"/>
-                <w:sz w:val="24"/>
-                <w:highlight w:val="none"/>
-                <w:lang w:val="en-US" w:eastAsia="zh-CN"/>
-              </w:rPr>
-            </w:pPr>
-            <w:r>
-              <w:rPr>
-                <w:rFonts w:hint="eastAsia" w:ascii="仿宋_GB2312" w:hAnsi="Times New Roman" w:eastAsia="仿宋_GB2312"/>
-                <w:color w:val="auto"/>
-                <w:sz w:val="24"/>
-                <w:highlight w:val="none"/>
-                <w:lang w:val="en-US" w:eastAsia="zh-CN"/>
-              </w:rPr>
-              <w:t xml:space="preserve">广钢新城加压站建设工程-格栅盖板、盲板、通风帽、冲洗快接头、堵头等材料采购项目</w:t>
-            </w:r>
+                <w:rFonts w:hint="default" w:ascii="仿宋_GB2312" w:hAnsi="仿宋_GB2312" w:eastAsia="仿宋_GB2312" w:cs="仿宋_GB2312"/>
+                <w:color w:val="auto"/>
+                <w:kern w:val="2"/>
+                <w:sz w:val="24"/>
+                <w:szCs w:val="24"/>
+                <w:highlight w:val="none"/>
+                <w:lang w:val="en-US" w:eastAsia="zh-CN" w:bidi="ar-SA"/>
+              </w:rPr>
+            </w:pPr>
           </w:p>
         </w:tc>
         <w:tc>
@@ -510,11 +508,13 @@
               <w:ind w:left="0" w:right="0"/>
               <w:jc w:val="center"/>
               <w:rPr>
-                <w:rFonts w:hint="default" w:ascii="仿宋_GB2312" w:hAnsi="Times New Roman" w:eastAsia="仿宋_GB2312"/>
-                <w:color w:val="auto"/>
-                <w:sz w:val="24"/>
-                <w:highlight w:val="none"/>
-                <w:lang w:val="en-US" w:eastAsia="zh-CN"/>
+                <w:rFonts w:hint="default" w:ascii="仿宋_GB2312" w:hAnsi="仿宋_GB2312" w:eastAsia="仿宋_GB2312" w:cs="仿宋_GB2312"/>
+                <w:color w:val="auto"/>
+                <w:kern w:val="2"/>
+                <w:sz w:val="24"/>
+                <w:szCs w:val="24"/>
+                <w:highlight w:val="none"/>
+                <w:lang w:val="en-US" w:eastAsia="zh-CN" w:bidi="ar-SA"/>
               </w:rPr>
             </w:pPr>
             <w:r>
@@ -525,7 +525,16 @@
                 <w:highlight w:val="none"/>
                 <w:lang w:val="en-US" w:eastAsia="zh-CN"/>
               </w:rPr>
-              <w:t>采购类型</w:t>
+              <w:t>采购</w:t>
+            </w:r>
+            <w:r>
+              <w:rPr>
+                <w:rFonts w:hint="eastAsia" w:ascii="仿宋_GB2312" w:hAnsi="Times New Roman" w:eastAsia="仿宋_GB2312"/>
+                <w:color w:val="auto"/>
+                <w:sz w:val="24"/>
+                <w:highlight w:val="none"/>
+              </w:rPr>
+              <w:t>类型</w:t>
             </w:r>
           </w:p>
         </w:tc>
@@ -540,28 +549,19 @@
               <w:keepNext w:val="0"/>
               <w:keepLines w:val="0"/>
               <w:suppressLineNumbers w:val="0"/>
-              <w:snapToGrid w:val="0"/>
-              <w:spacing w:before="0" w:beforeAutospacing="0" w:after="0" w:afterAutospacing="0"/>
+              <w:spacing w:before="0" w:beforeAutospacing="0" w:after="0" w:afterAutospacing="0" w:line="440" w:lineRule="exact"/>
               <w:ind w:left="0" w:right="0"/>
               <w:jc w:val="center"/>
               <w:rPr>
-                <w:rFonts w:hint="default" w:ascii="仿宋_GB2312" w:hAnsi="Times New Roman" w:eastAsia="仿宋_GB2312"/>
-                <w:color w:val="auto"/>
-                <w:sz w:val="24"/>
-                <w:highlight w:val="none"/>
-                <w:lang w:val="en-US" w:eastAsia="zh-CN"/>
-              </w:rPr>
-            </w:pPr>
-            <w:r>
-              <w:rPr>
-                <w:rFonts w:hint="eastAsia" w:ascii="仿宋_GB2312" w:hAnsi="Times New Roman" w:eastAsia="仿宋_GB2312"/>
-                <w:color w:val="auto"/>
-                <w:sz w:val="24"/>
-                <w:highlight w:val="none"/>
-                <w:lang w:val="en-US" w:eastAsia="zh-CN"/>
-              </w:rPr>
-              <w:t xml:space="preserve">材料采购</w:t>
-            </w:r>
+                <w:rFonts w:hint="default" w:ascii="仿宋_GB2312" w:hAnsi="仿宋_GB2312" w:eastAsia="仿宋_GB2312" w:cs="仿宋_GB2312"/>
+                <w:color w:val="auto"/>
+                <w:kern w:val="2"/>
+                <w:sz w:val="24"/>
+                <w:szCs w:val="24"/>
+                <w:highlight w:val="none"/>
+                <w:lang w:val="en-US" w:eastAsia="zh-CN" w:bidi="ar-SA"/>
+              </w:rPr>
+            </w:pPr>
           </w:p>
         </w:tc>
       </w:tr>
@@ -732,7 +732,6 @@
           <w:tcPr>
             <w:tcW w:w="5830" w:type="dxa"/>
             <w:gridSpan w:val="2"/>
-            <w:shd w:val="clear" w:color="auto" w:fill="auto"/>
             <w:noWrap/>
             <w:vAlign w:val="center"/>
           </w:tcPr>
@@ -746,31 +745,19 @@
               <w:contextualSpacing/>
               <w:jc w:val="center"/>
               <w:rPr>
-                <w:rFonts w:hint="default" w:ascii="仿宋_GB2312" w:hAnsi="仿宋_GB2312" w:eastAsia="仿宋_GB2312" w:cs="仿宋_GB2312"/>
-                <w:bCs/>
-                <w:color w:val="auto"/>
-                <w:sz w:val="24"/>
-                <w:highlight w:val="none"/>
-                <w:lang w:val="en-US" w:eastAsia="zh-CN"/>
-              </w:rPr>
-            </w:pPr>
-            <w:r>
-              <w:rPr>
-                <w:rFonts w:hint="eastAsia" w:ascii="仿宋_GB2312" w:hAnsi="仿宋_GB2312" w:eastAsia="仿宋_GB2312" w:cs="仿宋_GB2312"/>
-                <w:bCs/>
-                <w:color w:val="auto"/>
-                <w:sz w:val="24"/>
-                <w:highlight w:val="none"/>
-                <w:lang w:val="en-US" w:eastAsia="zh-CN"/>
-              </w:rPr>
-              <w:t xml:space="preserve">广州市隆海建材销售有限公司</w:t>
-            </w:r>
+                <w:rFonts w:hint="eastAsia" w:ascii="仿宋_GB2312" w:hAnsi="仿宋_GB2312" w:eastAsia="仿宋_GB2312" w:cs="仿宋_GB2312"/>
+                <w:bCs/>
+                <w:color w:val="auto"/>
+                <w:sz w:val="24"/>
+                <w:highlight w:val="none"/>
+                <w:lang w:val="en-US" w:eastAsia="zh-CN"/>
+              </w:rPr>
+            </w:pPr>
           </w:p>
         </w:tc>
         <w:tc>
           <w:tcPr>
             <w:tcW w:w="1332" w:type="dxa"/>
-            <w:shd w:val="clear" w:color="auto" w:fill="auto"/>
             <w:noWrap/>
             <w:vAlign w:val="center"/>
           </w:tcPr>
@@ -792,23 +779,11 @@
                 <w:lang w:val="en-US" w:eastAsia="zh-CN"/>
               </w:rPr>
             </w:pPr>
-            <w:r>
-              <w:rPr>
-                <w:rFonts w:hint="eastAsia" w:ascii="仿宋_GB2312" w:hAnsi="仿宋_GB2312" w:eastAsia="仿宋_GB2312" w:cs="仿宋_GB2312"/>
-                <w:bCs/>
-                <w:color w:val="auto"/>
-                <w:sz w:val="24"/>
-                <w:highlight w:val="none"/>
-                <w:lang w:val="en-US" w:eastAsia="zh-CN"/>
-              </w:rPr>
-              <w:t xml:space="preserve">马凯锋</w:t>
-            </w:r>
           </w:p>
         </w:tc>
         <w:tc>
           <w:tcPr>
             <w:tcW w:w="2356" w:type="dxa"/>
-            <w:shd w:val="clear" w:color="auto" w:fill="auto"/>
             <w:noWrap/>
             <w:vAlign w:val="center"/>
           </w:tcPr>
@@ -830,17 +805,6 @@
                 <w:lang w:val="en-US" w:eastAsia="zh-CN"/>
               </w:rPr>
             </w:pPr>
-            <w:r>
-              <w:rPr>
-                <w:rFonts w:hint="eastAsia" w:ascii="仿宋_GB2312" w:hAnsi="仿宋_GB2312" w:eastAsia="仿宋_GB2312" w:cs="仿宋_GB2312"/>
-                <w:bCs/>
-                <w:color w:val="auto"/>
-                <w:sz w:val="24"/>
-                <w:highlight w:val="none"/>
-                <w:lang w:val="en-US" w:eastAsia="zh-CN"/>
-              </w:rPr>
-              <w:t xml:space="preserve">18819801617</w:t>
-            </w:r>
           </w:p>
         </w:tc>
       </w:tr>
@@ -863,13 +827,12 @@
         </w:tblPrEx>
         <w:trPr>
           <w:cantSplit/>
-          <w:trHeight w:val="610" w:hRule="atLeast"/>
+          <w:trHeight w:val="543" w:hRule="atLeast"/>
         </w:trPr>
         <w:tc>
           <w:tcPr>
             <w:tcW w:w="5830" w:type="dxa"/>
             <w:gridSpan w:val="2"/>
-            <w:shd w:val="clear" w:color="auto" w:fill="auto"/>
             <w:noWrap/>
             <w:vAlign w:val="center"/>
           </w:tcPr>
@@ -883,33 +846,32 @@
               <w:contextualSpacing/>
               <w:jc w:val="center"/>
               <w:rPr>
-                <w:rFonts w:hint="eastAsia" w:ascii="仿宋_GB2312" w:hAnsi="仿宋_GB2312" w:eastAsia="仿宋_GB2312" w:cs="仿宋_GB2312"/>
-                <w:bCs/>
-                <w:color w:val="auto"/>
-                <w:sz w:val="24"/>
-                <w:highlight w:val="none"/>
-                <w:lang w:val="en-US" w:eastAsia="zh-CN"/>
-              </w:rPr>
-            </w:pPr>
-            <w:r>
-              <w:rPr>
-                <w:rFonts w:hint="eastAsia" w:ascii="仿宋_GB2312" w:hAnsi="仿宋_GB2312" w:eastAsia="仿宋_GB2312" w:cs="仿宋_GB2312"/>
-                <w:bCs/>
-                <w:color w:val="auto"/>
-                <w:sz w:val="24"/>
-                <w:highlight w:val="none"/>
-                <w:lang w:val="en-US" w:eastAsia="zh-CN"/>
-              </w:rPr>
-              <w:t xml:space="preserve"/>
-            </w:r>
-            <w:bookmarkStart w:id="0" w:name="_GoBack"/>
-            <w:bookmarkEnd w:id="0"/>
+                <w:rFonts w:hint="default" w:ascii="仿宋_GB2312" w:hAnsi="仿宋_GB2312" w:eastAsia="仿宋_GB2312" w:cs="仿宋_GB2312"/>
+                <w:bCs/>
+                <w:color w:val="auto"/>
+                <w:sz w:val="24"/>
+                <w:szCs w:val="20"/>
+                <w:highlight w:val="none"/>
+                <w:lang w:val="en-US" w:eastAsia="zh-CN"/>
+              </w:rPr>
+            </w:pPr>
+            <w:r>
+              <w:rPr>
+                <w:rFonts w:hint="eastAsia" w:ascii="仿宋_GB2312" w:hAnsi="仿宋_GB2312" w:eastAsia="仿宋_GB2312" w:cs="仿宋_GB2312"/>
+                <w:bCs/>
+                <w:color w:val="auto"/>
+                <w:sz w:val="24"/>
+                <w:szCs w:val="20"/>
+                <w:highlight w:val="none"/>
+                <w:lang w:val="en-US" w:eastAsia="zh-CN"/>
+              </w:rPr>
+              <w:t>/</w:t>
+            </w:r>
           </w:p>
         </w:tc>
         <w:tc>
           <w:tcPr>
             <w:tcW w:w="1332" w:type="dxa"/>
-            <w:shd w:val="clear" w:color="auto" w:fill="auto"/>
             <w:noWrap/>
             <w:vAlign w:val="center"/>
           </w:tcPr>
@@ -923,31 +885,20 @@
               <w:contextualSpacing/>
               <w:jc w:val="center"/>
               <w:rPr>
-                <w:rFonts w:hint="eastAsia" w:ascii="仿宋_GB2312" w:hAnsi="仿宋_GB2312" w:eastAsia="仿宋_GB2312" w:cs="仿宋_GB2312"/>
-                <w:bCs/>
-                <w:color w:val="auto"/>
-                <w:sz w:val="24"/>
-                <w:highlight w:val="none"/>
-                <w:lang w:val="en-US" w:eastAsia="zh-CN"/>
-              </w:rPr>
-            </w:pPr>
-            <w:r>
-              <w:rPr>
-                <w:rFonts w:hint="eastAsia" w:ascii="仿宋_GB2312" w:hAnsi="仿宋_GB2312" w:eastAsia="仿宋_GB2312" w:cs="仿宋_GB2312"/>
-                <w:bCs/>
-                <w:color w:val="auto"/>
-                <w:sz w:val="24"/>
-                <w:highlight w:val="none"/>
-                <w:lang w:val="en-US" w:eastAsia="zh-CN"/>
-              </w:rPr>
-              <w:t xml:space="preserve"/>
-            </w:r>
+                <w:rFonts w:hint="default" w:ascii="仿宋_GB2312" w:hAnsi="仿宋_GB2312" w:eastAsia="仿宋_GB2312" w:cs="仿宋_GB2312"/>
+                <w:bCs/>
+                <w:color w:val="auto"/>
+                <w:sz w:val="24"/>
+                <w:szCs w:val="20"/>
+                <w:highlight w:val="none"/>
+                <w:lang w:val="en-US" w:eastAsia="zh-CN"/>
+              </w:rPr>
+            </w:pPr>
           </w:p>
         </w:tc>
         <w:tc>
           <w:tcPr>
             <w:tcW w:w="2356" w:type="dxa"/>
-            <w:shd w:val="clear" w:color="auto" w:fill="auto"/>
             <w:noWrap/>
             <w:vAlign w:val="center"/>
           </w:tcPr>
@@ -961,25 +912,15 @@
               <w:contextualSpacing/>
               <w:jc w:val="center"/>
               <w:rPr>
-                <w:rFonts w:hint="eastAsia" w:ascii="仿宋_GB2312" w:hAnsi="仿宋_GB2312" w:eastAsia="仿宋_GB2312" w:cs="仿宋_GB2312"/>
-                <w:bCs/>
-                <w:color w:val="auto"/>
-                <w:sz w:val="24"/>
-                <w:highlight w:val="none"/>
-                <w:lang w:val="en-US" w:eastAsia="zh-CN"/>
-              </w:rPr>
-            </w:pPr>
-            <w:r>
-              <w:rPr>
-                <w:rFonts w:hint="eastAsia" w:ascii="仿宋_GB2312" w:hAnsi="仿宋_GB2312" w:eastAsia="仿宋_GB2312" w:cs="仿宋_GB2312"/>
-                <w:bCs/>
-                <w:color w:val="auto"/>
-                <w:sz w:val="24"/>
-                <w:highlight w:val="none"/>
-                <w:lang w:val="en-US" w:eastAsia="zh-CN"/>
-              </w:rPr>
-              <w:t xml:space="preserve"/>
-            </w:r>
+                <w:rFonts w:hint="default" w:ascii="仿宋_GB2312" w:hAnsi="仿宋_GB2312" w:eastAsia="仿宋_GB2312" w:cs="仿宋_GB2312"/>
+                <w:bCs/>
+                <w:color w:val="auto"/>
+                <w:sz w:val="24"/>
+                <w:szCs w:val="20"/>
+                <w:highlight w:val="none"/>
+                <w:lang w:val="en-US" w:eastAsia="zh-CN"/>
+              </w:rPr>
+            </w:pPr>
           </w:p>
         </w:tc>
       </w:tr>
@@ -1002,13 +943,12 @@
         </w:tblPrEx>
         <w:trPr>
           <w:cantSplit/>
-          <w:trHeight w:val="610" w:hRule="atLeast"/>
+          <w:trHeight w:val="534" w:hRule="atLeast"/>
         </w:trPr>
         <w:tc>
           <w:tcPr>
             <w:tcW w:w="5830" w:type="dxa"/>
             <w:gridSpan w:val="2"/>
-            <w:shd w:val="clear" w:color="auto" w:fill="auto"/>
             <w:noWrap/>
             <w:vAlign w:val="center"/>
           </w:tcPr>
@@ -1026,27 +966,16 @@
                 <w:bCs/>
                 <w:color w:val="auto"/>
                 <w:sz w:val="24"/>
-                <w:highlight w:val="none"/>
-                <w:lang w:val="en-US" w:eastAsia="zh-CN"/>
-              </w:rPr>
-            </w:pPr>
-            <w:r>
-              <w:rPr>
-                <w:rFonts w:hint="eastAsia" w:ascii="仿宋_GB2312" w:hAnsi="仿宋_GB2312" w:eastAsia="仿宋_GB2312" w:cs="仿宋_GB2312"/>
-                <w:bCs/>
-                <w:color w:val="auto"/>
-                <w:sz w:val="24"/>
-                <w:highlight w:val="none"/>
-                <w:lang w:val="en-US" w:eastAsia="zh-CN"/>
-              </w:rPr>
-              <w:t xml:space="preserve"/>
-            </w:r>
+                <w:szCs w:val="20"/>
+                <w:highlight w:val="none"/>
+                <w:lang w:val="en-US" w:eastAsia="zh-CN"/>
+              </w:rPr>
+            </w:pPr>
           </w:p>
         </w:tc>
         <w:tc>
           <w:tcPr>
             <w:tcW w:w="1332" w:type="dxa"/>
-            <w:shd w:val="clear" w:color="auto" w:fill="auto"/>
             <w:noWrap/>
             <w:vAlign w:val="center"/>
           </w:tcPr>
@@ -1064,27 +993,16 @@
                 <w:bCs/>
                 <w:color w:val="auto"/>
                 <w:sz w:val="24"/>
-                <w:highlight w:val="none"/>
-                <w:lang w:val="en-US" w:eastAsia="zh-CN"/>
-              </w:rPr>
-            </w:pPr>
-            <w:r>
-              <w:rPr>
-                <w:rFonts w:hint="eastAsia" w:ascii="仿宋_GB2312" w:hAnsi="仿宋_GB2312" w:eastAsia="仿宋_GB2312" w:cs="仿宋_GB2312"/>
-                <w:bCs/>
-                <w:color w:val="auto"/>
-                <w:sz w:val="24"/>
-                <w:highlight w:val="none"/>
-                <w:lang w:val="en-US" w:eastAsia="zh-CN"/>
-              </w:rPr>
-              <w:t xml:space="preserve"/>
-            </w:r>
+                <w:szCs w:val="20"/>
+                <w:highlight w:val="none"/>
+                <w:lang w:val="en-US" w:eastAsia="zh-CN"/>
+              </w:rPr>
+            </w:pPr>
           </w:p>
         </w:tc>
         <w:tc>
           <w:tcPr>
             <w:tcW w:w="2356" w:type="dxa"/>
-            <w:shd w:val="clear" w:color="auto" w:fill="auto"/>
             <w:noWrap/>
             <w:vAlign w:val="center"/>
           </w:tcPr>
@@ -1102,21 +1020,11 @@
                 <w:bCs/>
                 <w:color w:val="auto"/>
                 <w:sz w:val="24"/>
-                <w:highlight w:val="none"/>
-                <w:lang w:val="en-US" w:eastAsia="zh-CN"/>
-              </w:rPr>
-            </w:pPr>
-            <w:r>
-              <w:rPr>
-                <w:rFonts w:hint="eastAsia" w:ascii="仿宋_GB2312" w:hAnsi="仿宋_GB2312" w:eastAsia="仿宋_GB2312" w:cs="仿宋_GB2312"/>
-                <w:bCs/>
-                <w:color w:val="auto"/>
-                <w:sz w:val="24"/>
-                <w:highlight w:val="none"/>
-                <w:lang w:val="en-US" w:eastAsia="zh-CN"/>
-              </w:rPr>
-              <w:t xml:space="preserve"/>
-            </w:r>
+                <w:szCs w:val="20"/>
+                <w:highlight w:val="none"/>
+                <w:lang w:val="en-US" w:eastAsia="zh-CN"/>
+              </w:rPr>
+            </w:pPr>
           </w:p>
         </w:tc>
       </w:tr>
@@ -1229,16 +1137,6 @@
                 <w:highlight w:val="none"/>
               </w:rPr>
             </w:pPr>
-            <w:r>
-              <w:rPr>
-                <w:rFonts w:hint="eastAsia" w:ascii="仿宋" w:hAnsi="仿宋" w:eastAsia="仿宋" w:cs="仿宋"/>
-                <w:kern w:val="2"/>
-                <w:sz w:val="24"/>
-                <w:szCs w:val="24"/>
-                <w:lang w:val="en-US" w:eastAsia="zh-CN" w:bidi="ar"/>
-              </w:rPr>
-              <w:t>供应商有采购意向，并经查询，公司资质、价格、质量、信用等方面满足公司项目需求。</w:t>
-            </w:r>
           </w:p>
         </w:tc>
       </w:tr>
@@ -2062,7 +1960,7 @@
     <w:lsdException w:qFormat="1" w:unhideWhenUsed="0" w:uiPriority="0" w:semiHidden="0" w:name="Title"/>
     <w:lsdException w:unhideWhenUsed="0" w:uiPriority="0" w:semiHidden="0" w:name="Closing"/>
     <w:lsdException w:unhideWhenUsed="0" w:uiPriority="0" w:semiHidden="0" w:name="Signature"/>
-    <w:lsdException w:unhideWhenUsed="0" w:uiPriority="0" w:name="Default Paragraph Font"/>
+    <w:lsdException w:qFormat="1" w:unhideWhenUsed="0" w:uiPriority="0" w:name="Default Paragraph Font"/>
     <w:lsdException w:unhideWhenUsed="0" w:uiPriority="0" w:semiHidden="0" w:name="Body Text"/>
     <w:lsdException w:unhideWhenUsed="0" w:uiPriority="0" w:semiHidden="0" w:name="Body Text Indent"/>
     <w:lsdException w:unhideWhenUsed="0" w:uiPriority="0" w:semiHidden="0" w:name="List Continue"/>
@@ -2082,7 +1980,7 @@
     <w:lsdException w:qFormat="1" w:unhideWhenUsed="0" w:uiPriority="99" w:semiHidden="0" w:name="Body Text Indent 2"/>
     <w:lsdException w:unhideWhenUsed="0" w:uiPriority="0" w:semiHidden="0" w:name="Body Text Indent 3"/>
     <w:lsdException w:unhideWhenUsed="0" w:uiPriority="0" w:semiHidden="0" w:name="Block Text"/>
-    <w:lsdException w:qFormat="1" w:unhideWhenUsed="0" w:uiPriority="0" w:semiHidden="0" w:name="Hyperlink"/>
+    <w:lsdException w:unhideWhenUsed="0" w:uiPriority="0" w:semiHidden="0" w:name="Hyperlink"/>
     <w:lsdException w:unhideWhenUsed="0" w:uiPriority="0" w:semiHidden="0" w:name="FollowedHyperlink"/>
     <w:lsdException w:qFormat="1" w:unhideWhenUsed="0" w:uiPriority="0" w:semiHidden="0" w:name="Strong"/>
     <w:lsdException w:qFormat="1" w:unhideWhenUsed="0" w:uiPriority="0" w:semiHidden="0" w:name="Emphasis"/>
@@ -2100,7 +1998,7 @@
     <w:lsdException w:unhideWhenUsed="0" w:uiPriority="0" w:semiHidden="0" w:name="HTML Sample"/>
     <w:lsdException w:unhideWhenUsed="0" w:uiPriority="0" w:semiHidden="0" w:name="HTML Typewriter"/>
     <w:lsdException w:unhideWhenUsed="0" w:uiPriority="0" w:semiHidden="0" w:name="HTML Variable"/>
-    <w:lsdException w:unhideWhenUsed="0" w:uiPriority="0" w:name="Normal Table"/>
+    <w:lsdException w:qFormat="1" w:unhideWhenUsed="0" w:uiPriority="0" w:name="Normal Table"/>
     <w:lsdException w:unhideWhenUsed="0" w:uiPriority="0" w:semiHidden="0" w:name="annotation subject"/>
     <w:lsdException w:unhideWhenUsed="0" w:uiPriority="0" w:semiHidden="0" w:name="Table Simple 1"/>
     <w:lsdException w:unhideWhenUsed="0" w:uiPriority="0" w:semiHidden="0" w:name="Table Simple 2"/>
@@ -2300,11 +2198,13 @@
   <w:style w:type="character" w:default="1" w:styleId="7">
     <w:name w:val="Default Paragraph Font"/>
     <w:semiHidden/>
+    <w:qFormat/>
     <w:uiPriority w:val="0"/>
   </w:style>
   <w:style w:type="table" w:default="1" w:styleId="5">
     <w:name w:val="Normal Table"/>
     <w:semiHidden/>
+    <w:qFormat/>
     <w:uiPriority w:val="0"/>
     <w:pPr>
       <w:keepNext w:val="0"/>
@@ -2370,7 +2270,6 @@
   <w:style w:type="character" w:styleId="8">
     <w:name w:val="Hyperlink"/>
     <w:basedOn w:val="7"/>
-    <w:qFormat/>
     <w:uiPriority w:val="0"/>
     <w:rPr>
       <w:color w:val="0000FF"/>
@@ -2381,7 +2280,6 @@
     <w:name w:val="标题 3 字符"/>
     <w:basedOn w:val="7"/>
     <w:link w:val="3"/>
-    <w:qFormat/>
     <w:uiPriority w:val="0"/>
     <w:rPr>
       <w:rFonts w:hint="default" w:ascii="Times New Roman" w:hAnsi="Times New Roman" w:eastAsia="宋体" w:cs="Times New Roman"/>
